--- a/00-首页/题组Word/第二轮习题集/第二轮习题集-化学原理I-教师版.docx
+++ b/00-首页/题组Word/第二轮习题集/第二轮习题集-化学原理I-教师版.docx
@@ -4973,6 +4973,8 @@
           <w:ilvl w:val="0"/>
           <w:numId w:val="1003"/>
         </w:numPr>
+        <w:ind w:left="480" w:hanging="480"/>
+        <w:spacing w:after="0"/>
       </w:pPr>
       <w:r>
         <w:rPr>
@@ -5190,11 +5192,73 @@
         </w:rPr>
         <w:t xml:space="preserve"> </w:t>
       </w:r>
-      <w:r>
-        <w:rPr>
-          <w:rFonts w:ascii="Times New Roman" w:hAnsi="Times New Roman" w:eastAsia="Times New Roman" w:cs="Times New Roman"/>
-        </w:rPr>
-        <w:t xml:space="preserve">A. m-n B. m-3n C. n-m D. 3n-m</w:t>
+    </w:p>
+    <w:p>
+      <w:pPr>
+        <w:pStyle w:val="Compact"/>
+        <w:numPr>
+          <w:ilvl w:val="0"/>
+          <w:numId w:val="1003"/>
+        </w:numPr>
+        <w:ind w:left="480" w:hanging="480"/>
+        <w:spacing w:before="0" w:after="0"/>
+      </w:pPr>
+      <w:r>
+        <w:rPr>
+          <w:rFonts w:ascii="Times New Roman" w:hAnsi="Times New Roman" w:eastAsia="Times New Roman" w:cs="Times New Roman"/>
+        </w:rPr>
+        <w:t xml:space="preserve">A. m-n </w:t>
+      </w:r>
+    </w:p>
+    <w:p>
+      <w:pPr>
+        <w:pStyle w:val="Compact"/>
+        <w:numPr>
+          <w:ilvl w:val="0"/>
+          <w:numId w:val="1003"/>
+        </w:numPr>
+        <w:ind w:left="480" w:hanging="480"/>
+        <w:spacing w:before="0" w:after="0"/>
+      </w:pPr>
+      <w:r>
+        <w:rPr>
+          <w:rFonts w:ascii="Times New Roman" w:hAnsi="Times New Roman" w:eastAsia="Times New Roman" w:cs="Times New Roman"/>
+        </w:rPr>
+        <w:t xml:space="preserve">B. m-3n </w:t>
+      </w:r>
+    </w:p>
+    <w:p>
+      <w:pPr>
+        <w:pStyle w:val="Compact"/>
+        <w:numPr>
+          <w:ilvl w:val="0"/>
+          <w:numId w:val="1003"/>
+        </w:numPr>
+        <w:ind w:left="480" w:hanging="480"/>
+        <w:spacing w:before="0" w:after="0"/>
+      </w:pPr>
+      <w:r>
+        <w:rPr>
+          <w:rFonts w:ascii="Times New Roman" w:hAnsi="Times New Roman" w:eastAsia="Times New Roman" w:cs="Times New Roman"/>
+        </w:rPr>
+        <w:t xml:space="preserve">C. n-m </w:t>
+      </w:r>
+    </w:p>
+    <w:p>
+      <w:pPr>
+        <w:pStyle w:val="Compact"/>
+        <w:numPr>
+          <w:ilvl w:val="0"/>
+          <w:numId w:val="1003"/>
+        </w:numPr>
+        <w:ind w:left="480" w:hanging="480"/>
+        <w:spacing w:before="0" w:after="36"/>
+      </w:pPr>
+      <w:r>
+        <w:rPr>
+          <w:rFonts w:ascii="Times New Roman" w:hAnsi="Times New Roman" w:eastAsia="Times New Roman" w:cs="Times New Roman"/>
+        </w:rPr>
+        <w:t xml:space="preserve">D. 3n-m</w:t>
       </w:r>
     </w:p>
     <w:p>
@@ -10903,6 +10967,8 @@
     <w:p>
       <w:pPr>
         <w:pStyle w:val="BodyText"/>
+        <w:ind w:left="480" w:hanging="480"/>
+        <w:spacing w:after="0"/>
       </w:pPr>
       <w:r>
         <w:rPr>
@@ -10950,7 +11016,20 @@
         <w:rPr>
           <w:rFonts w:ascii="Times New Roman" w:hAnsi="Times New Roman" w:eastAsia="Times New Roman" w:cs="Times New Roman"/>
         </w:rPr>
-        <w:t>- A. 0.1 mol L</w:t>
+        <w:t>- </w:t>
+      </w:r>
+    </w:p>
+    <w:p>
+      <w:pPr>
+        <w:pStyle w:val="BodyText"/>
+        <w:ind w:left="480" w:hanging="480"/>
+        <w:spacing w:before="0" w:after="0"/>
+      </w:pPr>
+      <w:r>
+        <w:rPr>
+          <w:rFonts w:ascii="Times New Roman" w:hAnsi="Times New Roman" w:eastAsia="Times New Roman" w:cs="Times New Roman"/>
+        </w:rPr>
+        <w:t>A. 0.1 mol L</w:t>
       </w:r>
       <w:r>
         <w:rPr>
@@ -10976,7 +11055,20 @@
         <w:rPr>
           <w:rFonts w:ascii="Times New Roman" w:hAnsi="Times New Roman" w:eastAsia="Times New Roman" w:cs="Times New Roman"/>
         </w:rPr>
-        <w:t>Ac　　B. 0.1 mol L</w:t>
+        <w:t>Ac　　</w:t>
+      </w:r>
+    </w:p>
+    <w:p>
+      <w:pPr>
+        <w:pStyle w:val="BodyText"/>
+        <w:ind w:left="480" w:hanging="480"/>
+        <w:spacing w:before="0" w:after="0"/>
+      </w:pPr>
+      <w:r>
+        <w:rPr>
+          <w:rFonts w:ascii="Times New Roman" w:hAnsi="Times New Roman" w:eastAsia="Times New Roman" w:cs="Times New Roman"/>
+        </w:rPr>
+        <w:t>B. 0.1 mol L</w:t>
       </w:r>
       <w:r>
         <w:rPr>
@@ -11001,7 +11093,20 @@
         <w:rPr>
           <w:rFonts w:ascii="Times New Roman" w:hAnsi="Times New Roman" w:eastAsia="Times New Roman" w:cs="Times New Roman"/>
         </w:rPr>
-        <w:t>- C. 0.1 mol L</w:t>
+        <w:t>- </w:t>
+      </w:r>
+    </w:p>
+    <w:p>
+      <w:pPr>
+        <w:pStyle w:val="BodyText"/>
+        <w:ind w:left="480" w:hanging="480"/>
+        <w:spacing w:before="0" w:after="0"/>
+      </w:pPr>
+      <w:r>
+        <w:rPr>
+          <w:rFonts w:ascii="Times New Roman" w:hAnsi="Times New Roman" w:eastAsia="Times New Roman" w:cs="Times New Roman"/>
+        </w:rPr>
+        <w:t>C. 0.1 mol L</w:t>
       </w:r>
       <w:r>
         <w:rPr>
@@ -11014,7 +11119,20 @@
         <w:rPr>
           <w:rFonts w:ascii="Times New Roman" w:hAnsi="Times New Roman" w:eastAsia="Times New Roman" w:cs="Times New Roman"/>
         </w:rPr>
-        <w:t xml:space="preserve"> HAc　　D. 0.1 mol L</w:t>
+        <w:t xml:space="preserve"> HAc　　</w:t>
+      </w:r>
+    </w:p>
+    <w:p>
+      <w:pPr>
+        <w:pStyle w:val="BodyText"/>
+        <w:ind w:left="480" w:hanging="480"/>
+        <w:spacing w:before="0" w:after="180"/>
+      </w:pPr>
+      <w:r>
+        <w:rPr>
+          <w:rFonts w:ascii="Times New Roman" w:hAnsi="Times New Roman" w:eastAsia="Times New Roman" w:cs="Times New Roman"/>
+        </w:rPr>
+        <w:t xml:space="preserve">D. 0.1 mol L</w:t>
       </w:r>
       <w:r>
         <w:rPr>
@@ -11119,6 +11237,8 @@
           <w:ilvl w:val="0"/>
           <w:numId w:val="1011"/>
         </w:numPr>
+        <w:ind w:left="480" w:hanging="480"/>
+        <w:spacing w:after="0"/>
       </w:pPr>
       <w:r>
         <w:rPr>
@@ -11210,11 +11330,73 @@
         </w:rPr>
         <w:t xml:space="preserve"> </w:t>
       </w:r>
-      <w:r>
-        <w:rPr>
-          <w:rFonts w:ascii="Times New Roman" w:hAnsi="Times New Roman" w:eastAsia="Times New Roman" w:cs="Times New Roman"/>
-        </w:rPr>
-        <w:t xml:space="preserve">A. 5.75 B. 74.66 C. 90.65 D. 38.57</w:t>
+    </w:p>
+    <w:p>
+      <w:pPr>
+        <w:pStyle w:val="Compact"/>
+        <w:numPr>
+          <w:ilvl w:val="0"/>
+          <w:numId w:val="1011"/>
+        </w:numPr>
+        <w:ind w:left="480" w:hanging="480"/>
+        <w:spacing w:before="0" w:after="0"/>
+      </w:pPr>
+      <w:r>
+        <w:rPr>
+          <w:rFonts w:ascii="Times New Roman" w:hAnsi="Times New Roman" w:eastAsia="Times New Roman" w:cs="Times New Roman"/>
+        </w:rPr>
+        <w:t xml:space="preserve">A. 5.75 </w:t>
+      </w:r>
+    </w:p>
+    <w:p>
+      <w:pPr>
+        <w:pStyle w:val="Compact"/>
+        <w:numPr>
+          <w:ilvl w:val="0"/>
+          <w:numId w:val="1011"/>
+        </w:numPr>
+        <w:ind w:left="480" w:hanging="480"/>
+        <w:spacing w:before="0" w:after="0"/>
+      </w:pPr>
+      <w:r>
+        <w:rPr>
+          <w:rFonts w:ascii="Times New Roman" w:hAnsi="Times New Roman" w:eastAsia="Times New Roman" w:cs="Times New Roman"/>
+        </w:rPr>
+        <w:t xml:space="preserve">B. 74.66 </w:t>
+      </w:r>
+    </w:p>
+    <w:p>
+      <w:pPr>
+        <w:pStyle w:val="Compact"/>
+        <w:numPr>
+          <w:ilvl w:val="0"/>
+          <w:numId w:val="1011"/>
+        </w:numPr>
+        <w:ind w:left="480" w:hanging="480"/>
+        <w:spacing w:before="0" w:after="0"/>
+      </w:pPr>
+      <w:r>
+        <w:rPr>
+          <w:rFonts w:ascii="Times New Roman" w:hAnsi="Times New Roman" w:eastAsia="Times New Roman" w:cs="Times New Roman"/>
+        </w:rPr>
+        <w:t xml:space="preserve">C. 90.65 </w:t>
+      </w:r>
+    </w:p>
+    <w:p>
+      <w:pPr>
+        <w:pStyle w:val="Compact"/>
+        <w:numPr>
+          <w:ilvl w:val="0"/>
+          <w:numId w:val="1011"/>
+        </w:numPr>
+        <w:ind w:left="480" w:hanging="480"/>
+        <w:spacing w:before="0" w:after="36"/>
+      </w:pPr>
+      <w:r>
+        <w:rPr>
+          <w:rFonts w:ascii="Times New Roman" w:hAnsi="Times New Roman" w:eastAsia="Times New Roman" w:cs="Times New Roman"/>
+        </w:rPr>
+        <w:t xml:space="preserve">D. 38.57</w:t>
       </w:r>
     </w:p>
     <w:p>
@@ -12880,6 +13062,8 @@
           <w:ilvl w:val="0"/>
           <w:numId w:val="1013"/>
         </w:numPr>
+        <w:ind w:left="480" w:hanging="480"/>
+        <w:spacing w:after="0"/>
       </w:pPr>
       <w:r>
         <w:rPr>
@@ -13187,11 +13371,73 @@
         </w:rPr>
         <w:t xml:space="preserve"> </w:t>
       </w:r>
-      <w:r>
-        <w:rPr>
-          <w:rFonts w:ascii="Times New Roman" w:hAnsi="Times New Roman" w:eastAsia="Times New Roman" w:cs="Times New Roman"/>
-        </w:rPr>
-        <w:t xml:space="preserve">A. 7.0kPa B. 26kPa C. 53kPa D. 0.26kPa</w:t>
+    </w:p>
+    <w:p>
+      <w:pPr>
+        <w:pStyle w:val="Compact"/>
+        <w:numPr>
+          <w:ilvl w:val="0"/>
+          <w:numId w:val="1013"/>
+        </w:numPr>
+        <w:ind w:left="480" w:hanging="480"/>
+        <w:spacing w:before="0" w:after="0"/>
+      </w:pPr>
+      <w:r>
+        <w:rPr>
+          <w:rFonts w:ascii="Times New Roman" w:hAnsi="Times New Roman" w:eastAsia="Times New Roman" w:cs="Times New Roman"/>
+        </w:rPr>
+        <w:t xml:space="preserve">A. 7.0kPa </w:t>
+      </w:r>
+    </w:p>
+    <w:p>
+      <w:pPr>
+        <w:pStyle w:val="Compact"/>
+        <w:numPr>
+          <w:ilvl w:val="0"/>
+          <w:numId w:val="1013"/>
+        </w:numPr>
+        <w:ind w:left="480" w:hanging="480"/>
+        <w:spacing w:before="0" w:after="0"/>
+      </w:pPr>
+      <w:r>
+        <w:rPr>
+          <w:rFonts w:ascii="Times New Roman" w:hAnsi="Times New Roman" w:eastAsia="Times New Roman" w:cs="Times New Roman"/>
+        </w:rPr>
+        <w:t xml:space="preserve">B. 26kPa </w:t>
+      </w:r>
+    </w:p>
+    <w:p>
+      <w:pPr>
+        <w:pStyle w:val="Compact"/>
+        <w:numPr>
+          <w:ilvl w:val="0"/>
+          <w:numId w:val="1013"/>
+        </w:numPr>
+        <w:ind w:left="480" w:hanging="480"/>
+        <w:spacing w:before="0" w:after="0"/>
+      </w:pPr>
+      <w:r>
+        <w:rPr>
+          <w:rFonts w:ascii="Times New Roman" w:hAnsi="Times New Roman" w:eastAsia="Times New Roman" w:cs="Times New Roman"/>
+        </w:rPr>
+        <w:t xml:space="preserve">C. 53kPa </w:t>
+      </w:r>
+    </w:p>
+    <w:p>
+      <w:pPr>
+        <w:pStyle w:val="Compact"/>
+        <w:numPr>
+          <w:ilvl w:val="0"/>
+          <w:numId w:val="1013"/>
+        </w:numPr>
+        <w:ind w:left="480" w:hanging="480"/>
+        <w:spacing w:before="0" w:after="36"/>
+      </w:pPr>
+      <w:r>
+        <w:rPr>
+          <w:rFonts w:ascii="Times New Roman" w:hAnsi="Times New Roman" w:eastAsia="Times New Roman" w:cs="Times New Roman"/>
+        </w:rPr>
+        <w:t xml:space="preserve">D. 0.26kPa</w:t>
       </w:r>
     </w:p>
     <w:p>
@@ -14349,6 +14595,8 @@
     <w:p>
       <w:pPr>
         <w:pStyle w:val="BodyText"/>
+        <w:ind w:left="480" w:hanging="480"/>
+        <w:spacing w:after="0"/>
       </w:pPr>
       <w:r>
         <w:rPr>
@@ -14456,7 +14704,20 @@
         <w:rPr>
           <w:rFonts w:ascii="Times New Roman" w:hAnsi="Times New Roman" w:eastAsia="Times New Roman" w:cs="Times New Roman"/>
         </w:rPr>
-        <w:t>- A. 1.17 g L</w:t>
+        <w:t>- </w:t>
+      </w:r>
+    </w:p>
+    <w:p>
+      <w:pPr>
+        <w:pStyle w:val="BodyText"/>
+        <w:ind w:left="480" w:hanging="480"/>
+        <w:spacing w:before="0" w:after="0"/>
+      </w:pPr>
+      <w:r>
+        <w:rPr>
+          <w:rFonts w:ascii="Times New Roman" w:hAnsi="Times New Roman" w:eastAsia="Times New Roman" w:cs="Times New Roman"/>
+        </w:rPr>
+        <w:t>A. 1.17 g L</w:t>
       </w:r>
       <w:r>
         <w:rPr>
@@ -14469,7 +14730,20 @@
         <w:rPr>
           <w:rFonts w:ascii="Times New Roman" w:hAnsi="Times New Roman" w:eastAsia="Times New Roman" w:cs="Times New Roman"/>
         </w:rPr>
-        <w:t xml:space="preserve">　　B. 1.29 g L</w:t>
+        <w:t xml:space="preserve">　　</w:t>
+      </w:r>
+    </w:p>
+    <w:p>
+      <w:pPr>
+        <w:pStyle w:val="BodyText"/>
+        <w:ind w:left="480" w:hanging="480"/>
+        <w:spacing w:before="0" w:after="0"/>
+      </w:pPr>
+      <w:r>
+        <w:rPr>
+          <w:rFonts w:ascii="Times New Roman" w:hAnsi="Times New Roman" w:eastAsia="Times New Roman" w:cs="Times New Roman"/>
+        </w:rPr>
+        <w:t xml:space="preserve">B. 1.29 g L</w:t>
       </w:r>
       <w:r>
         <w:rPr>
@@ -14482,7 +14756,20 @@
         <w:rPr>
           <w:rFonts w:ascii="Times New Roman" w:hAnsi="Times New Roman" w:eastAsia="Times New Roman" w:cs="Times New Roman"/>
         </w:rPr>
-        <w:t xml:space="preserve">　　C. 1.07 g L</w:t>
+        <w:t xml:space="preserve">　　</w:t>
+      </w:r>
+    </w:p>
+    <w:p>
+      <w:pPr>
+        <w:pStyle w:val="BodyText"/>
+        <w:ind w:left="480" w:hanging="480"/>
+        <w:spacing w:before="0" w:after="0"/>
+      </w:pPr>
+      <w:r>
+        <w:rPr>
+          <w:rFonts w:ascii="Times New Roman" w:hAnsi="Times New Roman" w:eastAsia="Times New Roman" w:cs="Times New Roman"/>
+        </w:rPr>
+        <w:t xml:space="preserve">C. 1.07 g L</w:t>
       </w:r>
       <w:r>
         <w:rPr>
@@ -14495,7 +14782,20 @@
         <w:rPr>
           <w:rFonts w:ascii="Times New Roman" w:hAnsi="Times New Roman" w:eastAsia="Times New Roman" w:cs="Times New Roman"/>
         </w:rPr>
-        <w:t xml:space="preserve">　　D. 1.37 g L</w:t>
+        <w:t xml:space="preserve">　　</w:t>
+      </w:r>
+    </w:p>
+    <w:p>
+      <w:pPr>
+        <w:pStyle w:val="BodyText"/>
+        <w:ind w:left="480" w:hanging="480"/>
+        <w:spacing w:before="0" w:after="180"/>
+      </w:pPr>
+      <w:r>
+        <w:rPr>
+          <w:rFonts w:ascii="Times New Roman" w:hAnsi="Times New Roman" w:eastAsia="Times New Roman" w:cs="Times New Roman"/>
+        </w:rPr>
+        <w:t xml:space="preserve">D. 1.37 g L</w:t>
       </w:r>
       <w:r>
         <w:rPr>
@@ -21351,6 +21651,8 @@
     <w:p>
       <w:pPr>
         <w:pStyle w:val="BodyText"/>
+        <w:ind w:left="480" w:hanging="480"/>
+        <w:spacing w:after="0"/>
       </w:pPr>
       <w:r>
         <w:rPr>
@@ -21388,6 +21690,13 @@
         </w:rPr>
         <w:t xml:space="preserve"> </w:t>
       </w:r>
+    </w:p>
+    <w:p>
+      <w:pPr>
+        <w:pStyle w:val="BodyText"/>
+        <w:ind w:left="480" w:hanging="480"/>
+        <w:spacing w:before="0" w:after="0"/>
+      </w:pPr>
       <w:r>
         <w:rPr>
           <w:rFonts w:ascii="Times New Roman" w:hAnsi="Times New Roman" w:eastAsia="Times New Roman" w:cs="Times New Roman"/>
@@ -21424,6 +21733,13 @@
         </w:rPr>
         <w:t xml:space="preserve"> </w:t>
       </w:r>
+    </w:p>
+    <w:p>
+      <w:pPr>
+        <w:pStyle w:val="BodyText"/>
+        <w:ind w:left="480" w:hanging="480"/>
+        <w:spacing w:before="0" w:after="0"/>
+      </w:pPr>
       <w:r>
         <w:rPr>
           <w:rFonts w:ascii="Times New Roman" w:hAnsi="Times New Roman" w:eastAsia="Times New Roman" w:cs="Times New Roman"/>
@@ -21468,6 +21784,13 @@
         </w:rPr>
         <w:t xml:space="preserve"> </w:t>
       </w:r>
+    </w:p>
+    <w:p>
+      <w:pPr>
+        <w:pStyle w:val="BodyText"/>
+        <w:ind w:left="480" w:hanging="480"/>
+        <w:spacing w:before="0" w:after="180"/>
+      </w:pPr>
       <w:r>
         <w:rPr>
           <w:rFonts w:ascii="Times New Roman" w:hAnsi="Times New Roman" w:eastAsia="Times New Roman" w:cs="Times New Roman"/>
@@ -23270,6 +23593,8 @@
     <w:p>
       <w:pPr>
         <w:pStyle w:val="BodyText"/>
+        <w:ind w:left="480" w:hanging="480"/>
+        <w:spacing w:after="0"/>
       </w:pPr>
       <w:r>
         <w:rPr>
@@ -23438,11 +23763,57 @@
         </w:rPr>
         <w:t xml:space="preserve"> </w:t>
       </w:r>
-      <w:r>
-        <w:rPr>
-          <w:rFonts w:ascii="Times New Roman" w:hAnsi="Times New Roman" w:eastAsia="Times New Roman" w:cs="Times New Roman"/>
-        </w:rPr>
-        <w:t xml:space="preserve">(A)+,-,-; (B)+,+,-; (C)-,+,-; (D)-,+,+。</w:t>
+    </w:p>
+    <w:p>
+      <w:pPr>
+        <w:pStyle w:val="BodyText"/>
+        <w:ind w:left="480" w:hanging="480"/>
+        <w:spacing w:before="0" w:after="0"/>
+      </w:pPr>
+      <w:r>
+        <w:rPr>
+          <w:rFonts w:ascii="Times New Roman" w:hAnsi="Times New Roman" w:eastAsia="Times New Roman" w:cs="Times New Roman"/>
+        </w:rPr>
+        <w:t xml:space="preserve">(A)+,-,-; </w:t>
+      </w:r>
+    </w:p>
+    <w:p>
+      <w:pPr>
+        <w:pStyle w:val="BodyText"/>
+        <w:ind w:left="480" w:hanging="480"/>
+        <w:spacing w:before="0" w:after="0"/>
+      </w:pPr>
+      <w:r>
+        <w:rPr>
+          <w:rFonts w:ascii="Times New Roman" w:hAnsi="Times New Roman" w:eastAsia="Times New Roman" w:cs="Times New Roman"/>
+        </w:rPr>
+        <w:t xml:space="preserve">(B)+,+,-; </w:t>
+      </w:r>
+    </w:p>
+    <w:p>
+      <w:pPr>
+        <w:pStyle w:val="BodyText"/>
+        <w:ind w:left="480" w:hanging="480"/>
+        <w:spacing w:before="0" w:after="0"/>
+      </w:pPr>
+      <w:r>
+        <w:rPr>
+          <w:rFonts w:ascii="Times New Roman" w:hAnsi="Times New Roman" w:eastAsia="Times New Roman" w:cs="Times New Roman"/>
+        </w:rPr>
+        <w:t xml:space="preserve">(C)-,+,-; </w:t>
+      </w:r>
+    </w:p>
+    <w:p>
+      <w:pPr>
+        <w:pStyle w:val="BodyText"/>
+        <w:ind w:left="480" w:hanging="480"/>
+        <w:spacing w:before="0" w:after="180"/>
+      </w:pPr>
+      <w:r>
+        <w:rPr>
+          <w:rFonts w:ascii="Times New Roman" w:hAnsi="Times New Roman" w:eastAsia="Times New Roman" w:cs="Times New Roman"/>
+        </w:rPr>
+        <w:t xml:space="preserve">(D)-,+,+。</w:t>
       </w:r>
     </w:p>
     <w:p>

--- a/00-首页/题组Word/第二轮习题集/第二轮习题集-化学原理I-教师版.docx
+++ b/00-首页/题组Word/第二轮习题集/第二轮习题集-化学原理I-教师版.docx
@@ -754,6 +754,14 @@
         <w:tblStyle w:val="Table"/>
         <w:tblW w:type="pct" w:w="5000"/>
         <w:tblLayout w:type="fixed"/>
+        <w:tblBorders>
+          <w:top w:val="single" w:sz="12" w:space="0" w:color="000000"/>
+          <w:left w:val="none" w:sz="0" w:space="0" w:color="auto"/>
+          <w:bottom w:val="single" w:sz="12" w:space="0" w:color="000000"/>
+          <w:right w:val="none" w:sz="0" w:space="0" w:color="auto"/>
+          <w:insideH w:val="none" w:sz="0" w:space="0" w:color="auto"/>
+          <w:insideV w:val="none" w:sz="0" w:space="0" w:color="auto"/>
+        </w:tblBorders>
         <w:tblLook w:firstRow="1" w:lastRow="0" w:firstColumn="0" w:lastColumn="0" w:noHBand="0" w:noVBand="0" w:val="0020"/>
       </w:tblPr>
       <w:tblGrid>
@@ -769,7 +777,11 @@
           <w:tblHeader w:val="on"/>
         </w:trPr>
         <w:tc>
-          <w:tcPr/>
+          <w:tcPr>
+            <w:tcBorders>
+              <w:bottom w:val="single" w:sz="8" w:space="0" w:color="000000"/>
+            </w:tcBorders>
+          </w:tcPr>
           <w:p>
             <w:pPr>
               <w:pStyle w:val="Compact"/>
@@ -785,7 +797,11 @@
           </w:p>
         </w:tc>
         <w:tc>
-          <w:tcPr/>
+          <w:tcPr>
+            <w:tcBorders>
+              <w:bottom w:val="single" w:sz="8" w:space="0" w:color="000000"/>
+            </w:tcBorders>
+          </w:tcPr>
           <w:p>
             <w:pPr>
               <w:pStyle w:val="Compact"/>
@@ -801,7 +817,11 @@
           </w:p>
         </w:tc>
         <w:tc>
-          <w:tcPr/>
+          <w:tcPr>
+            <w:tcBorders>
+              <w:bottom w:val="single" w:sz="8" w:space="0" w:color="000000"/>
+            </w:tcBorders>
+          </w:tcPr>
           <w:p>
             <w:pPr>
               <w:pStyle w:val="Compact"/>
@@ -843,7 +863,11 @@
           </w:p>
         </w:tc>
         <w:tc>
-          <w:tcPr/>
+          <w:tcPr>
+            <w:tcBorders>
+              <w:bottom w:val="single" w:sz="8" w:space="0" w:color="000000"/>
+            </w:tcBorders>
+          </w:tcPr>
           <w:p>
             <w:pPr>
               <w:pStyle w:val="Compact"/>
@@ -859,7 +883,11 @@
           </w:p>
         </w:tc>
         <w:tc>
-          <w:tcPr/>
+          <w:tcPr>
+            <w:tcBorders>
+              <w:bottom w:val="single" w:sz="8" w:space="0" w:color="000000"/>
+            </w:tcBorders>
+          </w:tcPr>
           <w:p>
             <w:pPr>
               <w:pStyle w:val="Compact"/>
@@ -875,7 +903,11 @@
           </w:p>
         </w:tc>
         <w:tc>
-          <w:tcPr/>
+          <w:tcPr>
+            <w:tcBorders>
+              <w:bottom w:val="single" w:sz="8" w:space="0" w:color="000000"/>
+            </w:tcBorders>
+          </w:tcPr>
           <w:p>
             <w:pPr>
               <w:pStyle w:val="Compact"/>
@@ -4973,8 +5005,8 @@
           <w:ilvl w:val="0"/>
           <w:numId w:val="1003"/>
         </w:numPr>
+        <w:spacing w:before="0" w:after="0"/>
         <w:ind w:left="480" w:hanging="480"/>
-        <w:spacing w:after="0"/>
       </w:pPr>
       <w:r>
         <w:rPr>
@@ -5200,8 +5232,8 @@
           <w:ilvl w:val="0"/>
           <w:numId w:val="1003"/>
         </w:numPr>
+        <w:spacing w:before="0" w:after="0"/>
         <w:ind w:left="480" w:hanging="480"/>
-        <w:spacing w:before="0" w:after="0"/>
       </w:pPr>
       <w:r>
         <w:rPr>
@@ -5217,8 +5249,8 @@
           <w:ilvl w:val="0"/>
           <w:numId w:val="1003"/>
         </w:numPr>
+        <w:spacing w:before="0" w:after="0"/>
         <w:ind w:left="480" w:hanging="480"/>
-        <w:spacing w:before="0" w:after="0"/>
       </w:pPr>
       <w:r>
         <w:rPr>
@@ -5234,8 +5266,8 @@
           <w:ilvl w:val="0"/>
           <w:numId w:val="1003"/>
         </w:numPr>
+        <w:spacing w:before="0" w:after="0"/>
         <w:ind w:left="480" w:hanging="480"/>
-        <w:spacing w:before="0" w:after="0"/>
       </w:pPr>
       <w:r>
         <w:rPr>
@@ -5251,8 +5283,8 @@
           <w:ilvl w:val="0"/>
           <w:numId w:val="1003"/>
         </w:numPr>
+        <w:spacing w:before="0" w:after="0"/>
         <w:ind w:left="480" w:hanging="480"/>
-        <w:spacing w:before="0" w:after="36"/>
       </w:pPr>
       <w:r>
         <w:rPr>
@@ -9813,6 +9845,14 @@
       <w:tblPr>
         <w:tblStyle w:val="Table"/>
         <w:tblW w:type="auto" w:w="0"/>
+        <w:tblBorders>
+          <w:top w:val="single" w:sz="12" w:space="0" w:color="000000"/>
+          <w:left w:val="none" w:sz="0" w:space="0" w:color="auto"/>
+          <w:bottom w:val="single" w:sz="12" w:space="0" w:color="000000"/>
+          <w:right w:val="none" w:sz="0" w:space="0" w:color="auto"/>
+          <w:insideH w:val="none" w:sz="0" w:space="0" w:color="auto"/>
+          <w:insideV w:val="none" w:sz="0" w:space="0" w:color="auto"/>
+        </w:tblBorders>
         <w:tblLook w:firstRow="1" w:lastRow="0" w:firstColumn="0" w:lastColumn="0" w:noHBand="0" w:noVBand="0" w:val="0020"/>
       </w:tblPr>
       <w:tblGrid>
@@ -9826,7 +9866,11 @@
           <w:tblHeader w:val="on"/>
         </w:trPr>
         <w:tc>
-          <w:tcPr/>
+          <w:tcPr>
+            <w:tcBorders>
+              <w:bottom w:val="single" w:sz="8" w:space="0" w:color="000000"/>
+            </w:tcBorders>
+          </w:tcPr>
           <w:p>
             <w:pPr>
               <w:pStyle w:val="Compact"/>
@@ -9835,7 +9879,11 @@
           </w:p>
         </w:tc>
         <w:tc>
-          <w:tcPr/>
+          <w:tcPr>
+            <w:tcBorders>
+              <w:bottom w:val="single" w:sz="8" w:space="0" w:color="000000"/>
+            </w:tcBorders>
+          </w:tcPr>
           <w:p>
             <w:pPr>
               <w:pStyle w:val="Compact"/>
@@ -9851,7 +9899,11 @@
           </w:p>
         </w:tc>
         <w:tc>
-          <w:tcPr/>
+          <w:tcPr>
+            <w:tcBorders>
+              <w:bottom w:val="single" w:sz="8" w:space="0" w:color="000000"/>
+            </w:tcBorders>
+          </w:tcPr>
           <w:p>
             <w:pPr>
               <w:pStyle w:val="Compact"/>
@@ -9867,7 +9919,11 @@
           </w:p>
         </w:tc>
         <w:tc>
-          <w:tcPr/>
+          <w:tcPr>
+            <w:tcBorders>
+              <w:bottom w:val="single" w:sz="8" w:space="0" w:color="000000"/>
+            </w:tcBorders>
+          </w:tcPr>
           <w:p>
             <w:pPr>
               <w:pStyle w:val="Compact"/>
@@ -10967,8 +11023,8 @@
     <w:p>
       <w:pPr>
         <w:pStyle w:val="BodyText"/>
+        <w:spacing w:before="0" w:after="0"/>
         <w:ind w:left="480" w:hanging="480"/>
-        <w:spacing w:after="0"/>
       </w:pPr>
       <w:r>
         <w:rPr>
@@ -11022,8 +11078,8 @@
     <w:p>
       <w:pPr>
         <w:pStyle w:val="BodyText"/>
+        <w:spacing w:before="0" w:after="0"/>
         <w:ind w:left="480" w:hanging="480"/>
-        <w:spacing w:before="0" w:after="0"/>
       </w:pPr>
       <w:r>
         <w:rPr>
@@ -11061,8 +11117,8 @@
     <w:p>
       <w:pPr>
         <w:pStyle w:val="BodyText"/>
+        <w:spacing w:before="0" w:after="0"/>
         <w:ind w:left="480" w:hanging="480"/>
-        <w:spacing w:before="0" w:after="0"/>
       </w:pPr>
       <w:r>
         <w:rPr>
@@ -11099,8 +11155,8 @@
     <w:p>
       <w:pPr>
         <w:pStyle w:val="BodyText"/>
+        <w:spacing w:before="0" w:after="0"/>
         <w:ind w:left="480" w:hanging="480"/>
-        <w:spacing w:before="0" w:after="0"/>
       </w:pPr>
       <w:r>
         <w:rPr>
@@ -11125,8 +11181,8 @@
     <w:p>
       <w:pPr>
         <w:pStyle w:val="BodyText"/>
+        <w:spacing w:before="0" w:after="0"/>
         <w:ind w:left="480" w:hanging="480"/>
-        <w:spacing w:before="0" w:after="180"/>
       </w:pPr>
       <w:r>
         <w:rPr>
@@ -11237,8 +11293,8 @@
           <w:ilvl w:val="0"/>
           <w:numId w:val="1011"/>
         </w:numPr>
+        <w:spacing w:before="0" w:after="0"/>
         <w:ind w:left="480" w:hanging="480"/>
-        <w:spacing w:after="0"/>
       </w:pPr>
       <w:r>
         <w:rPr>
@@ -11338,8 +11394,8 @@
           <w:ilvl w:val="0"/>
           <w:numId w:val="1011"/>
         </w:numPr>
+        <w:spacing w:before="0" w:after="0"/>
         <w:ind w:left="480" w:hanging="480"/>
-        <w:spacing w:before="0" w:after="0"/>
       </w:pPr>
       <w:r>
         <w:rPr>
@@ -11355,8 +11411,8 @@
           <w:ilvl w:val="0"/>
           <w:numId w:val="1011"/>
         </w:numPr>
+        <w:spacing w:before="0" w:after="0"/>
         <w:ind w:left="480" w:hanging="480"/>
-        <w:spacing w:before="0" w:after="0"/>
       </w:pPr>
       <w:r>
         <w:rPr>
@@ -11372,8 +11428,8 @@
           <w:ilvl w:val="0"/>
           <w:numId w:val="1011"/>
         </w:numPr>
+        <w:spacing w:before="0" w:after="0"/>
         <w:ind w:left="480" w:hanging="480"/>
-        <w:spacing w:before="0" w:after="0"/>
       </w:pPr>
       <w:r>
         <w:rPr>
@@ -11389,8 +11445,8 @@
           <w:ilvl w:val="0"/>
           <w:numId w:val="1011"/>
         </w:numPr>
+        <w:spacing w:before="0" w:after="0"/>
         <w:ind w:left="480" w:hanging="480"/>
-        <w:spacing w:before="0" w:after="36"/>
       </w:pPr>
       <w:r>
         <w:rPr>
@@ -13062,8 +13118,8 @@
           <w:ilvl w:val="0"/>
           <w:numId w:val="1013"/>
         </w:numPr>
+        <w:spacing w:before="0" w:after="0"/>
         <w:ind w:left="480" w:hanging="480"/>
-        <w:spacing w:after="0"/>
       </w:pPr>
       <w:r>
         <w:rPr>
@@ -13379,8 +13435,8 @@
           <w:ilvl w:val="0"/>
           <w:numId w:val="1013"/>
         </w:numPr>
+        <w:spacing w:before="0" w:after="0"/>
         <w:ind w:left="480" w:hanging="480"/>
-        <w:spacing w:before="0" w:after="0"/>
       </w:pPr>
       <w:r>
         <w:rPr>
@@ -13396,8 +13452,8 @@
           <w:ilvl w:val="0"/>
           <w:numId w:val="1013"/>
         </w:numPr>
+        <w:spacing w:before="0" w:after="0"/>
         <w:ind w:left="480" w:hanging="480"/>
-        <w:spacing w:before="0" w:after="0"/>
       </w:pPr>
       <w:r>
         <w:rPr>
@@ -13413,8 +13469,8 @@
           <w:ilvl w:val="0"/>
           <w:numId w:val="1013"/>
         </w:numPr>
+        <w:spacing w:before="0" w:after="0"/>
         <w:ind w:left="480" w:hanging="480"/>
-        <w:spacing w:before="0" w:after="0"/>
       </w:pPr>
       <w:r>
         <w:rPr>
@@ -13430,8 +13486,8 @@
           <w:ilvl w:val="0"/>
           <w:numId w:val="1013"/>
         </w:numPr>
+        <w:spacing w:before="0" w:after="0"/>
         <w:ind w:left="480" w:hanging="480"/>
-        <w:spacing w:before="0" w:after="36"/>
       </w:pPr>
       <w:r>
         <w:rPr>
@@ -14595,8 +14651,8 @@
     <w:p>
       <w:pPr>
         <w:pStyle w:val="BodyText"/>
+        <w:spacing w:before="0" w:after="0"/>
         <w:ind w:left="480" w:hanging="480"/>
-        <w:spacing w:after="0"/>
       </w:pPr>
       <w:r>
         <w:rPr>
@@ -14710,8 +14766,8 @@
     <w:p>
       <w:pPr>
         <w:pStyle w:val="BodyText"/>
+        <w:spacing w:before="0" w:after="0"/>
         <w:ind w:left="480" w:hanging="480"/>
-        <w:spacing w:before="0" w:after="0"/>
       </w:pPr>
       <w:r>
         <w:rPr>
@@ -14736,8 +14792,8 @@
     <w:p>
       <w:pPr>
         <w:pStyle w:val="BodyText"/>
+        <w:spacing w:before="0" w:after="0"/>
         <w:ind w:left="480" w:hanging="480"/>
-        <w:spacing w:before="0" w:after="0"/>
       </w:pPr>
       <w:r>
         <w:rPr>
@@ -14762,8 +14818,8 @@
     <w:p>
       <w:pPr>
         <w:pStyle w:val="BodyText"/>
+        <w:spacing w:before="0" w:after="0"/>
         <w:ind w:left="480" w:hanging="480"/>
-        <w:spacing w:before="0" w:after="0"/>
       </w:pPr>
       <w:r>
         <w:rPr>
@@ -14788,8 +14844,8 @@
     <w:p>
       <w:pPr>
         <w:pStyle w:val="BodyText"/>
+        <w:spacing w:before="0" w:after="0"/>
         <w:ind w:left="480" w:hanging="480"/>
-        <w:spacing w:before="0" w:after="180"/>
       </w:pPr>
       <w:r>
         <w:rPr>
@@ -21317,6 +21373,7 @@
     <w:p>
       <w:pPr>
         <w:pStyle w:val="FirstParagraph"/>
+        <w:spacing w:before="0" w:after="0"/>
       </w:pPr>
       <w:r>
         <w:rPr>
@@ -21334,6 +21391,7 @@
     <w:p>
       <w:pPr>
         <w:pStyle w:val="BodyText"/>
+        <w:spacing w:before="0" w:after="0"/>
       </w:pPr>
       <w:r>
         <w:rPr>
@@ -21351,6 +21409,7 @@
     <w:p>
       <w:pPr>
         <w:pStyle w:val="BodyText"/>
+        <w:spacing w:before="0" w:after="0"/>
       </w:pPr>
       <w:r>
         <w:rPr>
@@ -21368,6 +21427,7 @@
     <w:p>
       <w:pPr>
         <w:pStyle w:val="BodyText"/>
+        <w:spacing w:before="0" w:after="0"/>
       </w:pPr>
       <w:r>
         <w:rPr>
@@ -21651,8 +21711,8 @@
     <w:p>
       <w:pPr>
         <w:pStyle w:val="BodyText"/>
+        <w:spacing w:before="0" w:after="0"/>
         <w:ind w:left="480" w:hanging="480"/>
-        <w:spacing w:after="0"/>
       </w:pPr>
       <w:r>
         <w:rPr>
@@ -21694,8 +21754,8 @@
     <w:p>
       <w:pPr>
         <w:pStyle w:val="BodyText"/>
+        <w:spacing w:before="0" w:after="0"/>
         <w:ind w:left="480" w:hanging="480"/>
-        <w:spacing w:before="0" w:after="0"/>
       </w:pPr>
       <w:r>
         <w:rPr>
@@ -21737,8 +21797,8 @@
     <w:p>
       <w:pPr>
         <w:pStyle w:val="BodyText"/>
+        <w:spacing w:before="0" w:after="0"/>
         <w:ind w:left="480" w:hanging="480"/>
-        <w:spacing w:before="0" w:after="0"/>
       </w:pPr>
       <w:r>
         <w:rPr>
@@ -21788,8 +21848,8 @@
     <w:p>
       <w:pPr>
         <w:pStyle w:val="BodyText"/>
+        <w:spacing w:before="0" w:after="0"/>
         <w:ind w:left="480" w:hanging="480"/>
-        <w:spacing w:before="0" w:after="180"/>
       </w:pPr>
       <w:r>
         <w:rPr>
@@ -23593,8 +23653,8 @@
     <w:p>
       <w:pPr>
         <w:pStyle w:val="BodyText"/>
+        <w:spacing w:before="0" w:after="0"/>
         <w:ind w:left="480" w:hanging="480"/>
-        <w:spacing w:after="0"/>
       </w:pPr>
       <w:r>
         <w:rPr>
@@ -23767,8 +23827,8 @@
     <w:p>
       <w:pPr>
         <w:pStyle w:val="BodyText"/>
+        <w:spacing w:before="0" w:after="0"/>
         <w:ind w:left="480" w:hanging="480"/>
-        <w:spacing w:before="0" w:after="0"/>
       </w:pPr>
       <w:r>
         <w:rPr>
@@ -23780,8 +23840,8 @@
     <w:p>
       <w:pPr>
         <w:pStyle w:val="BodyText"/>
+        <w:spacing w:before="0" w:after="0"/>
         <w:ind w:left="480" w:hanging="480"/>
-        <w:spacing w:before="0" w:after="0"/>
       </w:pPr>
       <w:r>
         <w:rPr>
@@ -23793,8 +23853,8 @@
     <w:p>
       <w:pPr>
         <w:pStyle w:val="BodyText"/>
+        <w:spacing w:before="0" w:after="0"/>
         <w:ind w:left="480" w:hanging="480"/>
-        <w:spacing w:before="0" w:after="0"/>
       </w:pPr>
       <w:r>
         <w:rPr>
@@ -23806,8 +23866,8 @@
     <w:p>
       <w:pPr>
         <w:pStyle w:val="BodyText"/>
+        <w:spacing w:before="0" w:after="0"/>
         <w:ind w:left="480" w:hanging="480"/>
-        <w:spacing w:before="0" w:after="180"/>
       </w:pPr>
       <w:r>
         <w:rPr>
@@ -37429,7 +37489,7 @@
     <ns0:rPr>
       <ns0:rFonts ns0:ascii="Times New Roman" ns0:cs="Times New Roman" ns0:eastAsia="SimHei" ns0:hAnsi="Times New Roman"/>
       <ns0:b/>
-      <ns0:color ns0:val="17324D"/>
+      <ns0:color ns0:val="000000"/>
       <ns0:sz ns0:val="44"/>
       <ns0:szCs ns0:val="56"/>
     </ns0:rPr>
@@ -37571,7 +37631,7 @@
     <ns0:rPr>
       <ns0:rFonts ns0:ascii="Times New Roman" ns0:cs="Times New Roman" ns0:eastAsia="SimHei" ns0:hAnsi="Times New Roman"/>
       <ns0:b/>
-      <ns0:color ns0:val="17324D"/>
+      <ns0:color ns0:val="000000"/>
       <ns0:sz ns0:val="32"/>
       <ns0:szCs ns0:val="40"/>
     </ns0:rPr>
@@ -37595,7 +37655,7 @@
     <ns0:rPr>
       <ns0:rFonts ns0:ascii="Times New Roman" ns0:cs="Times New Roman" ns0:eastAsia="SimHei" ns0:hAnsi="Times New Roman"/>
       <ns0:b/>
-      <ns0:color ns0:val="17324D"/>
+      <ns0:color ns0:val="000000"/>
       <ns0:sz ns0:val="28"/>
       <ns0:szCs ns0:val="32"/>
     </ns0:rPr>
@@ -37619,7 +37679,7 @@
     <ns0:rPr>
       <ns0:rFonts ns0:ascii="Times New Roman" ns0:cs="Times New Roman" ns0:eastAsia="SimHei" ns0:hAnsi="Times New Roman"/>
       <ns0:b/>
-      <ns0:color ns0:val="17324D"/>
+      <ns0:color ns0:val="000000"/>
       <ns0:sz ns0:val="25"/>
       <ns0:szCs ns0:val="28"/>
     </ns0:rPr>
